--- a/机器学习课程实践_第二次阶段验收汇报.docx
+++ b/机器学习课程实践_第二次阶段验收汇报.docx
@@ -1214,7 +1214,7 @@
                 <w:b w:val="0"/>
                 <w:sz w:val="18"/>
               </w:rPr>
-              <w:t>Discharge_roll3_mean; Discharge_lag1; Discharge_roll3_max; Discharge_roll14_mean; Discharge_roll7_mean</w:t>
+              <w:t>Discharge_roll3_mean; Discharge_roll3_max; Discharge_lag1; Discharge_roll14_mean; Discharge_roll7_mean</w:t>
             </w:r>
           </w:p>
         </w:tc>
@@ -1273,7 +1273,7 @@
                 <w:b w:val="0"/>
                 <w:sz w:val="18"/>
               </w:rPr>
-              <w:t>Discharge_roll3_mean; Discharge_roll14_mean; Prcp_roll30_max; Discharge_lag1; Discharge_roll7_mean</w:t>
+              <w:t>Discharge_roll3_mean; Discharge_roll14_mean; Discharge_lag1; Prcp_roll30_max; Discharge_roll7_mean</w:t>
             </w:r>
           </w:p>
         </w:tc>
@@ -1332,7 +1332,7 @@
                 <w:b w:val="0"/>
                 <w:sz w:val="18"/>
               </w:rPr>
-              <w:t>Prcp_roll30_max; Discharge_roll14_mean; Discharge_roll7_mean; Discharge_roll14_max; Discharge_roll3_mean</w:t>
+              <w:t>Prcp_roll30_max; Discharge_roll14_mean; Discharge_roll7_mean; Discharge_roll3_mean; Discharge_roll14_max</w:t>
             </w:r>
           </w:p>
         </w:tc>
@@ -1391,7 +1391,7 @@
                 <w:b w:val="0"/>
                 <w:sz w:val="18"/>
               </w:rPr>
-              <w:t>Prcp_roll30_max; Discharge_roll14_mean; Discharge_roll7_mean; Discharge_roll30_mean; Discharge_roll14_max</w:t>
+              <w:t>Prcp_roll30_max; Discharge_roll14_mean; Discharge_roll7_mean; Discharge_roll14_max; Discharge_roll30_mean</w:t>
             </w:r>
           </w:p>
         </w:tc>
@@ -1691,7 +1691,7 @@
                 <w:b w:val="0"/>
                 <w:sz w:val="14"/>
               </w:rPr>
-              <w:t>alpha=0.0001, hidden_layer_sizes=(128, 64),...</w:t>
+              <w:t>alpha=0.01, hidden_layer_sizes=(64, 32), le...</w:t>
             </w:r>
           </w:p>
         </w:tc>
@@ -1769,7 +1769,7 @@
                 <w:b w:val="0"/>
                 <w:sz w:val="14"/>
               </w:rPr>
-              <w:t>alpha=0.01, hidden_layer_sizes=(256, 128), ...</w:t>
+              <w:t>alpha=1e-05, hidden_layer_sizes=(128,), lea...</w:t>
             </w:r>
           </w:p>
         </w:tc>
@@ -1847,7 +1847,7 @@
                 <w:b w:val="0"/>
                 <w:sz w:val="14"/>
               </w:rPr>
-              <w:t>alpha=0.0001, hidden_layer_sizes=(256, 128)...</w:t>
+              <w:t>alpha=0.01, hidden_layer_sizes=(128,), lear...</w:t>
             </w:r>
           </w:p>
         </w:tc>
@@ -1925,7 +1925,7 @@
                 <w:b w:val="0"/>
                 <w:sz w:val="14"/>
               </w:rPr>
-              <w:t>alpha=1e-05, hidden_layer_sizes=(128, 64), ...</w:t>
+              <w:t>alpha=0.01, hidden_layer_sizes=(128,), lear...</w:t>
             </w:r>
           </w:p>
         </w:tc>
@@ -2003,7 +2003,7 @@
                 <w:b w:val="0"/>
                 <w:sz w:val="14"/>
               </w:rPr>
-              <w:t>alpha=0.0001, hidden_layer_sizes=(256, 128)...</w:t>
+              <w:t>alpha=0.01, hidden_layer_sizes=(128,), lear...</w:t>
             </w:r>
           </w:p>
         </w:tc>
@@ -2081,7 +2081,7 @@
                 <w:b w:val="0"/>
                 <w:sz w:val="14"/>
               </w:rPr>
-              <w:t>alpha=1e-05, hidden_layer_sizes=(256, 128),...</w:t>
+              <w:t>alpha=0.01, hidden_layer_sizes=(64, 32), le...</w:t>
             </w:r>
           </w:p>
         </w:tc>
@@ -2159,7 +2159,7 @@
                 <w:b w:val="0"/>
                 <w:sz w:val="14"/>
               </w:rPr>
-              <w:t>alpha=0.0001, hidden_layer_sizes=(128, 64),...</w:t>
+              <w:t>alpha=0.01, hidden_layer_sizes=(64, 32), le...</w:t>
             </w:r>
           </w:p>
         </w:tc>
@@ -2237,7 +2237,7 @@
                 <w:b w:val="0"/>
                 <w:sz w:val="14"/>
               </w:rPr>
-              <w:t>alpha=0.01, hidden_layer_sizes=(64,), learn...</w:t>
+              <w:t>alpha=1e-05, hidden_layer_sizes=(128,), lea...</w:t>
             </w:r>
           </w:p>
         </w:tc>
@@ -2315,7 +2315,7 @@
                 <w:b w:val="0"/>
                 <w:sz w:val="14"/>
               </w:rPr>
-              <w:t>alpha=0.01, hidden_layer_sizes=(64,), learn...</w:t>
+              <w:t>alpha=1e-05, hidden_layer_sizes=(128,), lea...</w:t>
             </w:r>
           </w:p>
         </w:tc>
@@ -2393,7 +2393,7 @@
                 <w:b w:val="0"/>
                 <w:sz w:val="14"/>
               </w:rPr>
-              <w:t>alpha=0.01, hidden_layer_sizes=(64,), learn...</w:t>
+              <w:t>alpha=1e-05, hidden_layer_sizes=(128,), lea...</w:t>
             </w:r>
           </w:p>
         </w:tc>
@@ -2471,7 +2471,7 @@
                 <w:b w:val="0"/>
                 <w:sz w:val="14"/>
               </w:rPr>
-              <w:t>alpha=0.01, hidden_layer_sizes=(64,), learn...</w:t>
+              <w:t>alpha=1e-05, hidden_layer_sizes=(128,), lea...</w:t>
             </w:r>
           </w:p>
         </w:tc>
@@ -2549,7 +2549,7 @@
                 <w:b w:val="0"/>
                 <w:sz w:val="14"/>
               </w:rPr>
-              <w:t>alpha=0.01, hidden_layer_sizes=(64,), learn...</w:t>
+              <w:t>alpha=1e-05, hidden_layer_sizes=(128,), lea...</w:t>
             </w:r>
           </w:p>
         </w:tc>
@@ -2627,7 +2627,7 @@
                 <w:b w:val="0"/>
                 <w:sz w:val="14"/>
               </w:rPr>
-              <w:t>alpha=0.01, hidden_layer_sizes=(64,), learn...</w:t>
+              <w:t>alpha=1e-05, hidden_layer_sizes=(128,), lea...</w:t>
             </w:r>
           </w:p>
         </w:tc>
@@ -2705,7 +2705,7 @@
                 <w:b w:val="0"/>
                 <w:sz w:val="14"/>
               </w:rPr>
-              <w:t>alpha=0.01, hidden_layer_sizes=(64,), learn...</w:t>
+              <w:t>alpha=1e-05, hidden_layer_sizes=(128,), lea...</w:t>
             </w:r>
           </w:p>
         </w:tc>
@@ -2726,7 +2726,7 @@
                 <w:b w:val="0"/>
                 <w:sz w:val="14"/>
               </w:rPr>
-              <w:t>随机森林 (RF)</w:t>
+              <w:t>长短期记忆网络 (LSTM)</w:t>
             </w:r>
           </w:p>
         </w:tc>
@@ -2783,7 +2783,7 @@
                 <w:b w:val="0"/>
                 <w:sz w:val="14"/>
               </w:rPr>
-              <w:t>max_depth=None, min_samples_leaf=5, n_estim...</w:t>
+              <w:t>dropout=0.3, epochs=80, lr=0.001, seq_len=3...</w:t>
             </w:r>
           </w:p>
         </w:tc>
@@ -2804,7 +2804,7 @@
                 <w:b w:val="0"/>
                 <w:sz w:val="14"/>
               </w:rPr>
-              <w:t>随机森林 (RF)</w:t>
+              <w:t>长短期记忆网络 (LSTM)</w:t>
             </w:r>
           </w:p>
         </w:tc>
@@ -2861,7 +2861,7 @@
                 <w:b w:val="0"/>
                 <w:sz w:val="14"/>
               </w:rPr>
-              <w:t>max_depth=15, min_samples_leaf=5, n_estimat...</w:t>
+              <w:t>dropout=0.2, epochs=80, lr=0.001, seq_len=3...</w:t>
             </w:r>
           </w:p>
         </w:tc>
@@ -2882,7 +2882,7 @@
                 <w:b w:val="0"/>
                 <w:sz w:val="14"/>
               </w:rPr>
-              <w:t>随机森林 (RF)</w:t>
+              <w:t>长短期记忆网络 (LSTM)</w:t>
             </w:r>
           </w:p>
         </w:tc>
@@ -2939,7 +2939,7 @@
                 <w:b w:val="0"/>
                 <w:sz w:val="14"/>
               </w:rPr>
-              <w:t>max_depth=10, min_samples_leaf=5, n_estimat...</w:t>
+              <w:t>dropout=0.3, epochs=80, lr=0.001, seq_len=3...</w:t>
             </w:r>
           </w:p>
         </w:tc>
@@ -2960,7 +2960,7 @@
                 <w:b w:val="0"/>
                 <w:sz w:val="14"/>
               </w:rPr>
-              <w:t>随机森林 (RF)</w:t>
+              <w:t>长短期记忆网络 (LSTM)</w:t>
             </w:r>
           </w:p>
         </w:tc>
@@ -3017,7 +3017,7 @@
                 <w:b w:val="0"/>
                 <w:sz w:val="14"/>
               </w:rPr>
-              <w:t>max_depth=15, min_samples_leaf=5, n_estimat...</w:t>
+              <w:t>dropout=0.3, epochs=80, lr=0.001, seq_len=3...</w:t>
             </w:r>
           </w:p>
         </w:tc>
@@ -3038,7 +3038,7 @@
                 <w:b w:val="0"/>
                 <w:sz w:val="14"/>
               </w:rPr>
-              <w:t>随机森林 (RF)</w:t>
+              <w:t>长短期记忆网络 (LSTM)</w:t>
             </w:r>
           </w:p>
         </w:tc>
@@ -3095,7 +3095,7 @@
                 <w:b w:val="0"/>
                 <w:sz w:val="14"/>
               </w:rPr>
-              <w:t>max_depth=None, min_samples_leaf=5, n_estim...</w:t>
+              <w:t>dropout=0.3, epochs=80, lr=0.001, seq_len=3...</w:t>
             </w:r>
           </w:p>
         </w:tc>
@@ -3116,7 +3116,7 @@
                 <w:b w:val="0"/>
                 <w:sz w:val="14"/>
               </w:rPr>
-              <w:t>随机森林 (RF)</w:t>
+              <w:t>长短期记忆网络 (LSTM)</w:t>
             </w:r>
           </w:p>
         </w:tc>
@@ -3173,7 +3173,7 @@
                 <w:b w:val="0"/>
                 <w:sz w:val="14"/>
               </w:rPr>
-              <w:t>max_depth=10, min_samples_leaf=5, n_estimat...</w:t>
+              <w:t>dropout=0.3, epochs=80, lr=0.001, seq_len=3...</w:t>
             </w:r>
           </w:p>
         </w:tc>
@@ -3194,7 +3194,7 @@
                 <w:b w:val="0"/>
                 <w:sz w:val="14"/>
               </w:rPr>
-              <w:t>随机森林 (RF)</w:t>
+              <w:t>长短期记忆网络 (LSTM)</w:t>
             </w:r>
           </w:p>
         </w:tc>
@@ -3251,7 +3251,7 @@
                 <w:b w:val="0"/>
                 <w:sz w:val="14"/>
               </w:rPr>
-              <w:t>max_depth=10, min_samples_leaf=5, n_estimat...</w:t>
+              <w:t>dropout=0.3, epochs=80, lr=0.001, seq_len=3...</w:t>
             </w:r>
           </w:p>
         </w:tc>
@@ -3272,7 +3272,7 @@
                 <w:b w:val="0"/>
                 <w:sz w:val="14"/>
               </w:rPr>
-              <w:t>随机森林 (RF)</w:t>
+              <w:t>长短期记忆网络 (LSTM)</w:t>
             </w:r>
           </w:p>
         </w:tc>
@@ -3329,7 +3329,7 @@
                 <w:b w:val="0"/>
                 <w:sz w:val="14"/>
               </w:rPr>
-              <w:t>max_depth=None, min_samples_leaf=5, n_estim...</w:t>
+              <w:t>dropout=0.3, epochs=80, lr=0.001, seq_len=3...</w:t>
             </w:r>
           </w:p>
         </w:tc>
@@ -3350,7 +3350,7 @@
                 <w:b w:val="0"/>
                 <w:sz w:val="14"/>
               </w:rPr>
-              <w:t>随机森林 (RF)</w:t>
+              <w:t>长短期记忆网络 (LSTM)</w:t>
             </w:r>
           </w:p>
         </w:tc>
@@ -3407,7 +3407,7 @@
                 <w:b w:val="0"/>
                 <w:sz w:val="14"/>
               </w:rPr>
-              <w:t>max_depth=None, min_samples_leaf=5, n_estim...</w:t>
+              <w:t>dropout=0.3, epochs=80, lr=0.001, seq_len=3...</w:t>
             </w:r>
           </w:p>
         </w:tc>
@@ -3428,7 +3428,7 @@
                 <w:b w:val="0"/>
                 <w:sz w:val="14"/>
               </w:rPr>
-              <w:t>随机森林 (RF)</w:t>
+              <w:t>长短期记忆网络 (LSTM)</w:t>
             </w:r>
           </w:p>
         </w:tc>
@@ -3485,7 +3485,7 @@
                 <w:b w:val="0"/>
                 <w:sz w:val="14"/>
               </w:rPr>
-              <w:t>max_depth=None, min_samples_leaf=5, n_estim...</w:t>
+              <w:t>dropout=0.3, epochs=80, lr=0.001, seq_len=3...</w:t>
             </w:r>
           </w:p>
         </w:tc>
@@ -3506,7 +3506,7 @@
                 <w:b w:val="0"/>
                 <w:sz w:val="14"/>
               </w:rPr>
-              <w:t>随机森林 (RF)</w:t>
+              <w:t>长短期记忆网络 (LSTM)</w:t>
             </w:r>
           </w:p>
         </w:tc>
@@ -3563,7 +3563,7 @@
                 <w:b w:val="0"/>
                 <w:sz w:val="14"/>
               </w:rPr>
-              <w:t>max_depth=None, min_samples_leaf=5, n_estim...</w:t>
+              <w:t>dropout=0.3, epochs=80, lr=0.001, seq_len=3...</w:t>
             </w:r>
           </w:p>
         </w:tc>
@@ -3584,7 +3584,7 @@
                 <w:b w:val="0"/>
                 <w:sz w:val="14"/>
               </w:rPr>
-              <w:t>随机森林 (RF)</w:t>
+              <w:t>长短期记忆网络 (LSTM)</w:t>
             </w:r>
           </w:p>
         </w:tc>
@@ -3641,7 +3641,7 @@
                 <w:b w:val="0"/>
                 <w:sz w:val="14"/>
               </w:rPr>
-              <w:t>max_depth=None, min_samples_leaf=5, n_estim...</w:t>
+              <w:t>dropout=0.3, epochs=80, lr=0.001, seq_len=3...</w:t>
             </w:r>
           </w:p>
         </w:tc>
@@ -3662,7 +3662,7 @@
                 <w:b w:val="0"/>
                 <w:sz w:val="14"/>
               </w:rPr>
-              <w:t>随机森林 (RF)</w:t>
+              <w:t>长短期记忆网络 (LSTM)</w:t>
             </w:r>
           </w:p>
         </w:tc>
@@ -3719,7 +3719,7 @@
                 <w:b w:val="0"/>
                 <w:sz w:val="14"/>
               </w:rPr>
-              <w:t>max_depth=None, min_samples_leaf=5, n_estim...</w:t>
+              <w:t>dropout=0.3, epochs=80, lr=0.001, seq_len=3...</w:t>
             </w:r>
           </w:p>
         </w:tc>
@@ -3740,7 +3740,7 @@
                 <w:b w:val="0"/>
                 <w:sz w:val="14"/>
               </w:rPr>
-              <w:t>随机森林 (RF)</w:t>
+              <w:t>长短期记忆网络 (LSTM)</w:t>
             </w:r>
           </w:p>
         </w:tc>
@@ -3797,7 +3797,7 @@
                 <w:b w:val="0"/>
                 <w:sz w:val="14"/>
               </w:rPr>
-              <w:t>max_depth=None, min_samples_leaf=5, n_estim...</w:t>
+              <w:t>dropout=0.3, epochs=80, lr=0.001, seq_len=3...</w:t>
             </w:r>
           </w:p>
         </w:tc>
@@ -3818,7 +3818,7 @@
                 <w:b w:val="0"/>
                 <w:sz w:val="14"/>
               </w:rPr>
-              <w:t>长短期记忆网络 (LSTM)</w:t>
+              <w:t>随机森林 (RF)</w:t>
             </w:r>
           </w:p>
         </w:tc>
@@ -3875,7 +3875,7 @@
                 <w:b w:val="0"/>
                 <w:sz w:val="14"/>
               </w:rPr>
-              <w:t>dropout=0.2, epochs=80, lr=0.001, units=(64,)</w:t>
+              <w:t>max_depth=15, min_samples_leaf=5, n_estimat...</w:t>
             </w:r>
           </w:p>
         </w:tc>
@@ -3896,7 +3896,7 @@
                 <w:b w:val="0"/>
                 <w:sz w:val="14"/>
               </w:rPr>
-              <w:t>长短期记忆网络 (LSTM)</w:t>
+              <w:t>随机森林 (RF)</w:t>
             </w:r>
           </w:p>
         </w:tc>
@@ -3953,7 +3953,7 @@
                 <w:b w:val="0"/>
                 <w:sz w:val="14"/>
               </w:rPr>
-              <w:t>dropout=0.2, epochs=80, lr=0.0005, units=(64,)</w:t>
+              <w:t>max_depth=10, min_samples_leaf=5, n_estimat...</w:t>
             </w:r>
           </w:p>
         </w:tc>
@@ -3974,7 +3974,7 @@
                 <w:b w:val="0"/>
                 <w:sz w:val="14"/>
               </w:rPr>
-              <w:t>长短期记忆网络 (LSTM)</w:t>
+              <w:t>随机森林 (RF)</w:t>
             </w:r>
           </w:p>
         </w:tc>
@@ -4031,7 +4031,7 @@
                 <w:b w:val="0"/>
                 <w:sz w:val="14"/>
               </w:rPr>
-              <w:t>dropout=0.2, epochs=80, lr=0.0005, units=(64,)</w:t>
+              <w:t>max_depth=10, min_samples_leaf=5, n_estimat...</w:t>
             </w:r>
           </w:p>
         </w:tc>
@@ -4052,7 +4052,7 @@
                 <w:b w:val="0"/>
                 <w:sz w:val="14"/>
               </w:rPr>
-              <w:t>长短期记忆网络 (LSTM)</w:t>
+              <w:t>随机森林 (RF)</w:t>
             </w:r>
           </w:p>
         </w:tc>
@@ -4109,7 +4109,7 @@
                 <w:b w:val="0"/>
                 <w:sz w:val="14"/>
               </w:rPr>
-              <w:t>dropout=0.2, epochs=80, lr=0.001, units=(64,)</w:t>
+              <w:t>max_depth=10, min_samples_leaf=5, n_estimat...</w:t>
             </w:r>
           </w:p>
         </w:tc>
@@ -4130,7 +4130,7 @@
                 <w:b w:val="0"/>
                 <w:sz w:val="14"/>
               </w:rPr>
-              <w:t>长短期记忆网络 (LSTM)</w:t>
+              <w:t>随机森林 (RF)</w:t>
             </w:r>
           </w:p>
         </w:tc>
@@ -4187,7 +4187,7 @@
                 <w:b w:val="0"/>
                 <w:sz w:val="14"/>
               </w:rPr>
-              <w:t>dropout=0.2, epochs=80, lr=0.001, units=(64...</w:t>
+              <w:t>max_depth=None, min_samples_leaf=5, n_estim...</w:t>
             </w:r>
           </w:p>
         </w:tc>
@@ -4208,7 +4208,7 @@
                 <w:b w:val="0"/>
                 <w:sz w:val="14"/>
               </w:rPr>
-              <w:t>长短期记忆网络 (LSTM)</w:t>
+              <w:t>随机森林 (RF)</w:t>
             </w:r>
           </w:p>
         </w:tc>
@@ -4265,7 +4265,7 @@
                 <w:b w:val="0"/>
                 <w:sz w:val="14"/>
               </w:rPr>
-              <w:t>dropout=0.2, epochs=80, lr=0.001, units=(64...</w:t>
+              <w:t>max_depth=None, min_samples_leaf=5, n_estim...</w:t>
             </w:r>
           </w:p>
         </w:tc>
@@ -4286,7 +4286,7 @@
                 <w:b w:val="0"/>
                 <w:sz w:val="14"/>
               </w:rPr>
-              <w:t>长短期记忆网络 (LSTM)</w:t>
+              <w:t>随机森林 (RF)</w:t>
             </w:r>
           </w:p>
         </w:tc>
@@ -4343,7 +4343,7 @@
                 <w:b w:val="0"/>
                 <w:sz w:val="14"/>
               </w:rPr>
-              <w:t>dropout=0.2, epochs=80, lr=0.001, units=(64...</w:t>
+              <w:t>max_depth=None, min_samples_leaf=5, n_estim...</w:t>
             </w:r>
           </w:p>
         </w:tc>
@@ -4364,7 +4364,7 @@
                 <w:b w:val="0"/>
                 <w:sz w:val="14"/>
               </w:rPr>
-              <w:t>长短期记忆网络 (LSTM)</w:t>
+              <w:t>随机森林 (RF)</w:t>
             </w:r>
           </w:p>
         </w:tc>
@@ -4421,7 +4421,7 @@
                 <w:b w:val="0"/>
                 <w:sz w:val="14"/>
               </w:rPr>
-              <w:t>dropout=0.2, epochs=80, lr=0.001, units=(64,)</w:t>
+              <w:t>max_depth=10, min_samples_leaf=5, n_estimat...</w:t>
             </w:r>
           </w:p>
         </w:tc>
@@ -4442,7 +4442,7 @@
                 <w:b w:val="0"/>
                 <w:sz w:val="14"/>
               </w:rPr>
-              <w:t>长短期记忆网络 (LSTM)</w:t>
+              <w:t>随机森林 (RF)</w:t>
             </w:r>
           </w:p>
         </w:tc>
@@ -4499,7 +4499,7 @@
                 <w:b w:val="0"/>
                 <w:sz w:val="14"/>
               </w:rPr>
-              <w:t>dropout=0.2, epochs=80, lr=0.001, units=(64,)</w:t>
+              <w:t>max_depth=10, min_samples_leaf=5, n_estimat...</w:t>
             </w:r>
           </w:p>
         </w:tc>
@@ -4520,7 +4520,7 @@
                 <w:b w:val="0"/>
                 <w:sz w:val="14"/>
               </w:rPr>
-              <w:t>长短期记忆网络 (LSTM)</w:t>
+              <w:t>随机森林 (RF)</w:t>
             </w:r>
           </w:p>
         </w:tc>
@@ -4577,7 +4577,7 @@
                 <w:b w:val="0"/>
                 <w:sz w:val="14"/>
               </w:rPr>
-              <w:t>dropout=0.2, epochs=80, lr=0.001, units=(64,)</w:t>
+              <w:t>max_depth=10, min_samples_leaf=5, n_estimat...</w:t>
             </w:r>
           </w:p>
         </w:tc>
@@ -4598,7 +4598,7 @@
                 <w:b w:val="0"/>
                 <w:sz w:val="14"/>
               </w:rPr>
-              <w:t>长短期记忆网络 (LSTM)</w:t>
+              <w:t>随机森林 (RF)</w:t>
             </w:r>
           </w:p>
         </w:tc>
@@ -4655,7 +4655,7 @@
                 <w:b w:val="0"/>
                 <w:sz w:val="14"/>
               </w:rPr>
-              <w:t>dropout=0.2, epochs=80, lr=0.001, units=(64,)</w:t>
+              <w:t>max_depth=10, min_samples_leaf=5, n_estimat...</w:t>
             </w:r>
           </w:p>
         </w:tc>
@@ -4676,7 +4676,7 @@
                 <w:b w:val="0"/>
                 <w:sz w:val="14"/>
               </w:rPr>
-              <w:t>长短期记忆网络 (LSTM)</w:t>
+              <w:t>随机森林 (RF)</w:t>
             </w:r>
           </w:p>
         </w:tc>
@@ -4733,7 +4733,7 @@
                 <w:b w:val="0"/>
                 <w:sz w:val="14"/>
               </w:rPr>
-              <w:t>dropout=0.2, epochs=80, lr=0.001, units=(64,)</w:t>
+              <w:t>max_depth=10, min_samples_leaf=5, n_estimat...</w:t>
             </w:r>
           </w:p>
         </w:tc>
@@ -4754,7 +4754,7 @@
                 <w:b w:val="0"/>
                 <w:sz w:val="14"/>
               </w:rPr>
-              <w:t>长短期记忆网络 (LSTM)</w:t>
+              <w:t>随机森林 (RF)</w:t>
             </w:r>
           </w:p>
         </w:tc>
@@ -4811,7 +4811,7 @@
                 <w:b w:val="0"/>
                 <w:sz w:val="14"/>
               </w:rPr>
-              <w:t>dropout=0.2, epochs=80, lr=0.001, units=(64,)</w:t>
+              <w:t>max_depth=10, min_samples_leaf=5, n_estimat...</w:t>
             </w:r>
           </w:p>
         </w:tc>
@@ -4832,7 +4832,7 @@
                 <w:b w:val="0"/>
                 <w:sz w:val="14"/>
               </w:rPr>
-              <w:t>长短期记忆网络 (LSTM)</w:t>
+              <w:t>随机森林 (RF)</w:t>
             </w:r>
           </w:p>
         </w:tc>
@@ -4889,7 +4889,7 @@
                 <w:b w:val="0"/>
                 <w:sz w:val="14"/>
               </w:rPr>
-              <w:t>dropout=0.2, epochs=80, lr=0.001, units=(64,)</w:t>
+              <w:t>max_depth=10, min_samples_leaf=5, n_estimat...</w:t>
             </w:r>
           </w:p>
         </w:tc>
@@ -4906,7 +4906,7 @@
           <w:b w:val="0"/>
           <w:sz w:val="21"/>
         </w:rPr>
-        <w:t>ANN 的最优结构在 (64,)~(256,128) 之间，alpha 与学习率因预见期而异；RF 的最优深度多为 10~15、叶节点最少 5 个样本；LSTM 最优为 64 或 64+32 单元、dropout=0.2、学习率 0.001/0.0005、训练轮数 80~120 轮（含早停）。</w:t>
+        <w:t>ANN 的最优结构为保守小结构（(64,)、(128,)、(64,32)），alpha 与学习率因预见期而异，避免大结构在样本量偏少时发生网格漂移过拟合；RF 的最优深度多为 10~15、叶节点最少 1~5 个样本；LSTM 最优为 64 或 64+32 单元、dropout=0.2/0.3、学习率 0.001/0.0005、训练轮数 80~120 轮（含早停）。</w:t>
       </w:r>
     </w:p>
     <w:p>
@@ -5104,7 +5104,7 @@
                 <w:b w:val="0"/>
                 <w:sz w:val="16"/>
               </w:rPr>
-              <w:t>[0.3066, 0.85, -0.1214]</w:t>
+              <w:t>[0.2103, 0.9309, -0.1]</w:t>
             </w:r>
           </w:p>
         </w:tc>
@@ -5123,7 +5123,7 @@
                 <w:b w:val="0"/>
                 <w:sz w:val="16"/>
               </w:rPr>
-              <w:t>-0.0405</w:t>
+              <w:t>-0.0503</w:t>
             </w:r>
           </w:p>
         </w:tc>
@@ -5182,7 +5182,7 @@
                 <w:b w:val="0"/>
                 <w:sz w:val="16"/>
               </w:rPr>
-              <w:t>[0.1773, 0.9598, -0.0782]</w:t>
+              <w:t>[0.1027, 1.0794, -0.1409]</w:t>
             </w:r>
           </w:p>
         </w:tc>
@@ -5201,7 +5201,7 @@
                 <w:b w:val="0"/>
                 <w:sz w:val="16"/>
               </w:rPr>
-              <w:t>-0.0699</w:t>
+              <w:t>-0.0863</w:t>
             </w:r>
           </w:p>
         </w:tc>
@@ -5260,7 +5260,7 @@
                 <w:b w:val="0"/>
                 <w:sz w:val="16"/>
               </w:rPr>
-              <w:t>[0.0496, 1.1388, -0.1241]</w:t>
+              <w:t>[0.0776, 1.1126, -0.1604]</w:t>
             </w:r>
           </w:p>
         </w:tc>
@@ -5279,7 +5279,7 @@
                 <w:b w:val="0"/>
                 <w:sz w:val="16"/>
               </w:rPr>
-              <w:t>-0.0981</w:t>
+              <w:t>-0.1039</w:t>
             </w:r>
           </w:p>
         </w:tc>
@@ -5338,7 +5338,7 @@
                 <w:b w:val="0"/>
                 <w:sz w:val="16"/>
               </w:rPr>
-              <w:t>[0.0833, 1.0672, -0.0878]</w:t>
+              <w:t>[0.0434, 1.1234, -0.1334]</w:t>
             </w:r>
           </w:p>
         </w:tc>
@@ -5357,7 +5357,7 @@
                 <w:b w:val="0"/>
                 <w:sz w:val="16"/>
               </w:rPr>
-              <w:t>-0.1008</w:t>
+              <w:t>-0.1235</w:t>
             </w:r>
           </w:p>
         </w:tc>
@@ -5416,7 +5416,7 @@
                 <w:b w:val="0"/>
                 <w:sz w:val="16"/>
               </w:rPr>
-              <w:t>[0.0803, 0.9748, 0.0063]</w:t>
+              <w:t>[0.0998, 1.0478, -0.118]</w:t>
             </w:r>
           </w:p>
         </w:tc>
@@ -5435,7 +5435,7 @@
                 <w:b w:val="0"/>
                 <w:sz w:val="16"/>
               </w:rPr>
-              <w:t>-0.1036</w:t>
+              <w:t>-0.1121</w:t>
             </w:r>
           </w:p>
         </w:tc>
@@ -5494,7 +5494,7 @@
                 <w:b w:val="0"/>
                 <w:sz w:val="16"/>
               </w:rPr>
-              <w:t>[0.0964, 0.9751, -0.0444]</w:t>
+              <w:t>[0.1312, 0.9244, -0.0236]</w:t>
             </w:r>
           </w:p>
         </w:tc>
@@ -5513,7 +5513,7 @@
                 <w:b w:val="0"/>
                 <w:sz w:val="16"/>
               </w:rPr>
-              <w:t>-0.1052</w:t>
+              <w:t>-0.1158</w:t>
             </w:r>
           </w:p>
         </w:tc>
@@ -5572,7 +5572,7 @@
                 <w:b w:val="0"/>
                 <w:sz w:val="16"/>
               </w:rPr>
-              <w:t>[0.0269, 1.0628, -0.0896]</w:t>
+              <w:t>[0.0182, 0.9471, 0.0666]</w:t>
             </w:r>
           </w:p>
         </w:tc>
@@ -5591,7 +5591,7 @@
                 <w:b w:val="0"/>
                 <w:sz w:val="16"/>
               </w:rPr>
-              <w:t>-0.1217</w:t>
+              <w:t>-0.112</w:t>
             </w:r>
           </w:p>
         </w:tc>
@@ -5650,7 +5650,7 @@
                 <w:b w:val="0"/>
                 <w:sz w:val="16"/>
               </w:rPr>
-              <w:t>[0.3446, 0.8971, -0.1616]</w:t>
+              <w:t>[0.378, 0.8894, -0.2449]</w:t>
             </w:r>
           </w:p>
         </w:tc>
@@ -5669,7 +5669,7 @@
                 <w:b w:val="0"/>
                 <w:sz w:val="16"/>
               </w:rPr>
-              <w:t>-0.0498</w:t>
+              <w:t>-0.0554</w:t>
             </w:r>
           </w:p>
         </w:tc>
@@ -5728,7 +5728,7 @@
                 <w:b w:val="0"/>
                 <w:sz w:val="16"/>
               </w:rPr>
-              <w:t>[0.289, 0.9831, -0.2072]</w:t>
+              <w:t>[0.1408, 1.1084, -0.2292]</w:t>
             </w:r>
           </w:p>
         </w:tc>
@@ -5747,7 +5747,7 @@
                 <w:b w:val="0"/>
                 <w:sz w:val="16"/>
               </w:rPr>
-              <w:t>-0.0636</w:t>
+              <w:t>-0.0488</w:t>
             </w:r>
           </w:p>
         </w:tc>
@@ -5806,7 +5806,7 @@
                 <w:b w:val="0"/>
                 <w:sz w:val="16"/>
               </w:rPr>
-              <w:t>[0.1316, 1.1607, -0.2355]</w:t>
+              <w:t>[0.0949, 1.136, -0.2097]</w:t>
             </w:r>
           </w:p>
         </w:tc>
@@ -5825,7 +5825,7 @@
                 <w:b w:val="0"/>
                 <w:sz w:val="16"/>
               </w:rPr>
-              <w:t>-0.0692</w:t>
+              <w:t>-0.0812</w:t>
             </w:r>
           </w:p>
         </w:tc>
@@ -5884,7 +5884,7 @@
                 <w:b w:val="0"/>
                 <w:sz w:val="16"/>
               </w:rPr>
-              <w:t>[0.0938, 1.148, -0.1878]</w:t>
+              <w:t>[0.1125, 1.123, -0.2166]</w:t>
             </w:r>
           </w:p>
         </w:tc>
@@ -5903,7 +5903,7 @@
                 <w:b w:val="0"/>
                 <w:sz w:val="16"/>
               </w:rPr>
-              <w:t>-0.0797</w:t>
+              <w:t>-0.0814</w:t>
             </w:r>
           </w:p>
         </w:tc>
@@ -5962,7 +5962,7 @@
                 <w:b w:val="0"/>
                 <w:sz w:val="16"/>
               </w:rPr>
-              <w:t>[0.0856, 1.2048, -0.2393]</w:t>
+              <w:t>[0.0984, 1.1132, -0.1967]</w:t>
             </w:r>
           </w:p>
         </w:tc>
@@ -5981,7 +5981,7 @@
                 <w:b w:val="0"/>
                 <w:sz w:val="16"/>
               </w:rPr>
-              <w:t>-0.0774</w:t>
+              <w:t>-0.0958</w:t>
             </w:r>
           </w:p>
         </w:tc>
@@ -6040,7 +6040,7 @@
                 <w:b w:val="0"/>
                 <w:sz w:val="16"/>
               </w:rPr>
-              <w:t>[0.1104, 1.1906, -0.2557]</w:t>
+              <w:t>[0.0892, 1.0929, -0.1601]</w:t>
             </w:r>
           </w:p>
         </w:tc>
@@ -6059,7 +6059,7 @@
                 <w:b w:val="0"/>
                 <w:sz w:val="16"/>
               </w:rPr>
-              <w:t>-0.0809</w:t>
+              <w:t>-0.0925</w:t>
             </w:r>
           </w:p>
         </w:tc>
@@ -6118,7 +6118,7 @@
                 <w:b w:val="0"/>
                 <w:sz w:val="16"/>
               </w:rPr>
-              <w:t>[0.1444, 1.0952, -0.2109]</w:t>
+              <w:t>[0.0922, 1.0495, -0.1108]</w:t>
             </w:r>
           </w:p>
         </w:tc>
@@ -6137,7 +6137,7 @@
                 <w:b w:val="0"/>
                 <w:sz w:val="16"/>
               </w:rPr>
-              <w:t>-0.0898</w:t>
+              <w:t>-0.0984</w:t>
             </w:r>
           </w:p>
         </w:tc>
@@ -6197,7 +6197,7 @@
       <w:r>
         <w:drawing>
           <wp:inline xmlns:a="http://schemas.openxmlformats.org/drawingml/2006/main" xmlns:pic="http://schemas.openxmlformats.org/drawingml/2006/picture">
-            <wp:extent cx="5580000" cy="1902572"/>
+            <wp:extent cx="5580000" cy="1909441"/>
             <wp:docPr id="2" name="Picture 2"/>
             <wp:cNvGraphicFramePr>
               <a:graphicFrameLocks noChangeAspect="1"/>
@@ -6218,7 +6218,7 @@
                   <pic:spPr>
                     <a:xfrm>
                       <a:off x="0" y="0"/>
-                      <a:ext cx="5580000" cy="1902572"/>
+                      <a:ext cx="5580000" cy="1909441"/>
                     </a:xfrm>
                     <a:prstGeom prst="rect"/>
                   </pic:spPr>
@@ -6263,7 +6263,7 @@
       <w:r>
         <w:drawing>
           <wp:inline xmlns:a="http://schemas.openxmlformats.org/drawingml/2006/main" xmlns:pic="http://schemas.openxmlformats.org/drawingml/2006/picture">
-            <wp:extent cx="5580000" cy="1902572"/>
+            <wp:extent cx="5580000" cy="1909441"/>
             <wp:docPr id="3" name="Picture 3"/>
             <wp:cNvGraphicFramePr>
               <a:graphicFrameLocks noChangeAspect="1"/>
@@ -6284,7 +6284,7 @@
                   <pic:spPr>
                     <a:xfrm>
                       <a:off x="0" y="0"/>
-                      <a:ext cx="5580000" cy="1902572"/>
+                      <a:ext cx="5580000" cy="1909441"/>
                     </a:xfrm>
                     <a:prstGeom prst="rect"/>
                   </pic:spPr>
@@ -6329,7 +6329,7 @@
       <w:r>
         <w:drawing>
           <wp:inline xmlns:a="http://schemas.openxmlformats.org/drawingml/2006/main" xmlns:pic="http://schemas.openxmlformats.org/drawingml/2006/picture">
-            <wp:extent cx="5580000" cy="1902572"/>
+            <wp:extent cx="5580000" cy="1909441"/>
             <wp:docPr id="4" name="Picture 4"/>
             <wp:cNvGraphicFramePr>
               <a:graphicFrameLocks noChangeAspect="1"/>
@@ -6350,7 +6350,7 @@
                   <pic:spPr>
                     <a:xfrm>
                       <a:off x="0" y="0"/>
-                      <a:ext cx="5580000" cy="1902572"/>
+                      <a:ext cx="5580000" cy="1909441"/>
                     </a:xfrm>
                     <a:prstGeom prst="rect"/>
                   </pic:spPr>
@@ -6395,7 +6395,7 @@
       <w:r>
         <w:drawing>
           <wp:inline xmlns:a="http://schemas.openxmlformats.org/drawingml/2006/main" xmlns:pic="http://schemas.openxmlformats.org/drawingml/2006/picture">
-            <wp:extent cx="5580000" cy="1902572"/>
+            <wp:extent cx="5580000" cy="1909441"/>
             <wp:docPr id="5" name="Picture 5"/>
             <wp:cNvGraphicFramePr>
               <a:graphicFrameLocks noChangeAspect="1"/>
@@ -6416,7 +6416,7 @@
                   <pic:spPr>
                     <a:xfrm>
                       <a:off x="0" y="0"/>
-                      <a:ext cx="5580000" cy="1902572"/>
+                      <a:ext cx="5580000" cy="1909441"/>
                     </a:xfrm>
                     <a:prstGeom prst="rect"/>
                   </pic:spPr>
@@ -6461,7 +6461,7 @@
       <w:r>
         <w:drawing>
           <wp:inline xmlns:a="http://schemas.openxmlformats.org/drawingml/2006/main" xmlns:pic="http://schemas.openxmlformats.org/drawingml/2006/picture">
-            <wp:extent cx="5580000" cy="1902572"/>
+            <wp:extent cx="5580000" cy="1909441"/>
             <wp:docPr id="6" name="Picture 6"/>
             <wp:cNvGraphicFramePr>
               <a:graphicFrameLocks noChangeAspect="1"/>
@@ -6482,7 +6482,7 @@
                   <pic:spPr>
                     <a:xfrm>
                       <a:off x="0" y="0"/>
-                      <a:ext cx="5580000" cy="1902572"/>
+                      <a:ext cx="5580000" cy="1909441"/>
                     </a:xfrm>
                     <a:prstGeom prst="rect"/>
                   </pic:spPr>
@@ -6546,7 +6546,7 @@
       <w:r>
         <w:drawing>
           <wp:inline xmlns:a="http://schemas.openxmlformats.org/drawingml/2006/main" xmlns:pic="http://schemas.openxmlformats.org/drawingml/2006/picture">
-            <wp:extent cx="5580000" cy="3540329"/>
+            <wp:extent cx="5580000" cy="3541429"/>
             <wp:docPr id="7" name="Picture 7"/>
             <wp:cNvGraphicFramePr>
               <a:graphicFrameLocks noChangeAspect="1"/>
@@ -6567,7 +6567,7 @@
                   <pic:spPr>
                     <a:xfrm>
                       <a:off x="0" y="0"/>
-                      <a:ext cx="5580000" cy="3540329"/>
+                      <a:ext cx="5580000" cy="3541429"/>
                     </a:xfrm>
                     <a:prstGeom prst="rect"/>
                   </pic:spPr>
@@ -6612,7 +6612,7 @@
       <w:r>
         <w:drawing>
           <wp:inline xmlns:a="http://schemas.openxmlformats.org/drawingml/2006/main" xmlns:pic="http://schemas.openxmlformats.org/drawingml/2006/picture">
-            <wp:extent cx="5580000" cy="3540329"/>
+            <wp:extent cx="5580000" cy="3541429"/>
             <wp:docPr id="8" name="Picture 8"/>
             <wp:cNvGraphicFramePr>
               <a:graphicFrameLocks noChangeAspect="1"/>
@@ -6633,7 +6633,7 @@
                   <pic:spPr>
                     <a:xfrm>
                       <a:off x="0" y="0"/>
-                      <a:ext cx="5580000" cy="3540329"/>
+                      <a:ext cx="5580000" cy="3541429"/>
                     </a:xfrm>
                     <a:prstGeom prst="rect"/>
                   </pic:spPr>
@@ -6665,7 +6665,7 @@
       <w:r>
         <w:drawing>
           <wp:inline xmlns:a="http://schemas.openxmlformats.org/drawingml/2006/main" xmlns:pic="http://schemas.openxmlformats.org/drawingml/2006/picture">
-            <wp:extent cx="5580000" cy="3540329"/>
+            <wp:extent cx="5580000" cy="3541429"/>
             <wp:docPr id="9" name="Picture 9"/>
             <wp:cNvGraphicFramePr>
               <a:graphicFrameLocks noChangeAspect="1"/>
@@ -6686,7 +6686,7 @@
                   <pic:spPr>
                     <a:xfrm>
                       <a:off x="0" y="0"/>
-                      <a:ext cx="5580000" cy="3540329"/>
+                      <a:ext cx="5580000" cy="3541429"/>
                     </a:xfrm>
                     <a:prstGeom prst="rect"/>
                   </pic:spPr>
@@ -6732,7 +6732,7 @@
       <w:r>
         <w:drawing>
           <wp:inline xmlns:a="http://schemas.openxmlformats.org/drawingml/2006/main" xmlns:pic="http://schemas.openxmlformats.org/drawingml/2006/picture">
-            <wp:extent cx="5580000" cy="3065381"/>
+            <wp:extent cx="5580000" cy="3071358"/>
             <wp:docPr id="10" name="Picture 10"/>
             <wp:cNvGraphicFramePr>
               <a:graphicFrameLocks noChangeAspect="1"/>
@@ -6753,7 +6753,7 @@
                   <pic:spPr>
                     <a:xfrm>
                       <a:off x="0" y="0"/>
-                      <a:ext cx="5580000" cy="3065381"/>
+                      <a:ext cx="5580000" cy="3071358"/>
                     </a:xfrm>
                     <a:prstGeom prst="rect"/>
                   </pic:spPr>
@@ -6798,7 +6798,7 @@
       <w:r>
         <w:drawing>
           <wp:inline xmlns:a="http://schemas.openxmlformats.org/drawingml/2006/main" xmlns:pic="http://schemas.openxmlformats.org/drawingml/2006/picture">
-            <wp:extent cx="5580000" cy="3065381"/>
+            <wp:extent cx="5580000" cy="3071358"/>
             <wp:docPr id="11" name="Picture 11"/>
             <wp:cNvGraphicFramePr>
               <a:graphicFrameLocks noChangeAspect="1"/>
@@ -6819,7 +6819,7 @@
                   <pic:spPr>
                     <a:xfrm>
                       <a:off x="0" y="0"/>
-                      <a:ext cx="5580000" cy="3065381"/>
+                      <a:ext cx="5580000" cy="3071358"/>
                     </a:xfrm>
                     <a:prstGeom prst="rect"/>
                   </pic:spPr>
@@ -6851,7 +6851,7 @@
       <w:r>
         <w:drawing>
           <wp:inline xmlns:a="http://schemas.openxmlformats.org/drawingml/2006/main" xmlns:pic="http://schemas.openxmlformats.org/drawingml/2006/picture">
-            <wp:extent cx="5580000" cy="3067111"/>
+            <wp:extent cx="5580000" cy="3071358"/>
             <wp:docPr id="12" name="Picture 12"/>
             <wp:cNvGraphicFramePr>
               <a:graphicFrameLocks noChangeAspect="1"/>
@@ -6872,7 +6872,7 @@
                   <pic:spPr>
                     <a:xfrm>
                       <a:off x="0" y="0"/>
-                      <a:ext cx="5580000" cy="3067111"/>
+                      <a:ext cx="5580000" cy="3071358"/>
                     </a:xfrm>
                     <a:prstGeom prst="rect"/>
                   </pic:spPr>
@@ -6936,7 +6936,7 @@
       <w:r>
         <w:drawing>
           <wp:inline xmlns:a="http://schemas.openxmlformats.org/drawingml/2006/main" xmlns:pic="http://schemas.openxmlformats.org/drawingml/2006/picture">
-            <wp:extent cx="5580000" cy="3074822"/>
+            <wp:extent cx="5580000" cy="3065070"/>
             <wp:docPr id="13" name="Picture 13"/>
             <wp:cNvGraphicFramePr>
               <a:graphicFrameLocks noChangeAspect="1"/>
@@ -6957,7 +6957,7 @@
                   <pic:spPr>
                     <a:xfrm>
                       <a:off x="0" y="0"/>
-                      <a:ext cx="5580000" cy="3074822"/>
+                      <a:ext cx="5580000" cy="3065070"/>
                     </a:xfrm>
                     <a:prstGeom prst="rect"/>
                   </pic:spPr>
@@ -6989,7 +6989,7 @@
       <w:r>
         <w:drawing>
           <wp:inline xmlns:a="http://schemas.openxmlformats.org/drawingml/2006/main" xmlns:pic="http://schemas.openxmlformats.org/drawingml/2006/picture">
-            <wp:extent cx="5580000" cy="3074822"/>
+            <wp:extent cx="5580000" cy="3065070"/>
             <wp:docPr id="14" name="Picture 14"/>
             <wp:cNvGraphicFramePr>
               <a:graphicFrameLocks noChangeAspect="1"/>
@@ -7010,7 +7010,7 @@
                   <pic:spPr>
                     <a:xfrm>
                       <a:off x="0" y="0"/>
-                      <a:ext cx="5580000" cy="3074822"/>
+                      <a:ext cx="5580000" cy="3065070"/>
                     </a:xfrm>
                     <a:prstGeom prst="rect"/>
                   </pic:spPr>
@@ -7042,7 +7042,7 @@
       <w:r>
         <w:drawing>
           <wp:inline xmlns:a="http://schemas.openxmlformats.org/drawingml/2006/main" xmlns:pic="http://schemas.openxmlformats.org/drawingml/2006/picture">
-            <wp:extent cx="5580000" cy="1794219"/>
+            <wp:extent cx="5580000" cy="1799610"/>
             <wp:docPr id="15" name="Picture 15"/>
             <wp:cNvGraphicFramePr>
               <a:graphicFrameLocks noChangeAspect="1"/>
@@ -7063,7 +7063,7 @@
                   <pic:spPr>
                     <a:xfrm>
                       <a:off x="0" y="0"/>
-                      <a:ext cx="5580000" cy="1794219"/>
+                      <a:ext cx="5580000" cy="1799610"/>
                     </a:xfrm>
                     <a:prstGeom prst="rect"/>
                   </pic:spPr>
@@ -7108,7 +7108,7 @@
       <w:r>
         <w:drawing>
           <wp:inline xmlns:a="http://schemas.openxmlformats.org/drawingml/2006/main" xmlns:pic="http://schemas.openxmlformats.org/drawingml/2006/picture">
-            <wp:extent cx="5580000" cy="1958036"/>
+            <wp:extent cx="5580000" cy="1950584"/>
             <wp:docPr id="16" name="Picture 16"/>
             <wp:cNvGraphicFramePr>
               <a:graphicFrameLocks noChangeAspect="1"/>
@@ -7129,7 +7129,7 @@
                   <pic:spPr>
                     <a:xfrm>
                       <a:off x="0" y="0"/>
-                      <a:ext cx="5580000" cy="1958036"/>
+                      <a:ext cx="5580000" cy="1950584"/>
                     </a:xfrm>
                     <a:prstGeom prst="rect"/>
                   </pic:spPr>
@@ -7445,7 +7445,7 @@
                 <w:b w:val="0"/>
                 <w:sz w:val="16"/>
               </w:rPr>
-              <w:t>人工神经网络 (ANN/MLP)</w:t>
+              <w:t>Stacking 集成</w:t>
             </w:r>
           </w:p>
         </w:tc>
@@ -7502,7 +7502,7 @@
                 <w:b w:val="0"/>
                 <w:sz w:val="16"/>
               </w:rPr>
-              <w:t>938.26</w:t>
+              <w:t>757.9</w:t>
             </w:r>
           </w:p>
         </w:tc>
@@ -7521,7 +7521,7 @@
                 <w:b w:val="0"/>
                 <w:sz w:val="16"/>
               </w:rPr>
-              <w:t>480.4</w:t>
+              <w:t>349.47</w:t>
             </w:r>
           </w:p>
         </w:tc>
@@ -7540,7 +7540,7 @@
                 <w:b w:val="0"/>
                 <w:sz w:val="16"/>
               </w:rPr>
-              <w:t>-0.2312</w:t>
+              <w:t>0.1967</w:t>
             </w:r>
           </w:p>
         </w:tc>
@@ -7559,7 +7559,7 @@
                 <w:b w:val="0"/>
                 <w:sz w:val="16"/>
               </w:rPr>
-              <w:t>0.0983</w:t>
+              <w:t>0.2234</w:t>
             </w:r>
           </w:p>
         </w:tc>
@@ -7578,7 +7578,7 @@
                 <w:b w:val="0"/>
                 <w:sz w:val="16"/>
               </w:rPr>
-              <w:t>0.45</w:t>
+              <w:t>-17.46</w:t>
             </w:r>
           </w:p>
         </w:tc>
@@ -7597,7 +7597,7 @@
                 <w:b w:val="0"/>
                 <w:sz w:val="16"/>
               </w:rPr>
-              <w:t>85.78</w:t>
+              <w:t>47.8</w:t>
             </w:r>
           </w:p>
         </w:tc>
@@ -7616,7 +7616,7 @@
                 <w:b w:val="0"/>
                 <w:sz w:val="16"/>
               </w:rPr>
-              <w:t>-0.0357</w:t>
+              <w:t>0.3071</w:t>
             </w:r>
           </w:p>
         </w:tc>
@@ -7656,7 +7656,7 @@
                 <w:b w:val="0"/>
                 <w:sz w:val="16"/>
               </w:rPr>
-              <w:t>随机森林 (RF)</w:t>
+              <w:t>Stacking 集成</w:t>
             </w:r>
           </w:p>
         </w:tc>
@@ -7675,7 +7675,7 @@
                 <w:b w:val="0"/>
                 <w:sz w:val="16"/>
               </w:rPr>
-              <w:t>多步直接预测</w:t>
+              <w:t>多输出预测</w:t>
             </w:r>
           </w:p>
         </w:tc>
@@ -7713,7 +7713,7 @@
                 <w:b w:val="0"/>
                 <w:sz w:val="16"/>
               </w:rPr>
-              <w:t>763.25</w:t>
+              <w:t>757.02</w:t>
             </w:r>
           </w:p>
         </w:tc>
@@ -7732,7 +7732,7 @@
                 <w:b w:val="0"/>
                 <w:sz w:val="16"/>
               </w:rPr>
-              <w:t>366.01</w:t>
+              <w:t>358.92</w:t>
             </w:r>
           </w:p>
         </w:tc>
@@ -7751,7 +7751,7 @@
                 <w:b w:val="0"/>
                 <w:sz w:val="16"/>
               </w:rPr>
-              <w:t>0.1853</w:t>
+              <w:t>0.1985</w:t>
             </w:r>
           </w:p>
         </w:tc>
@@ -7770,7 +7770,7 @@
                 <w:b w:val="0"/>
                 <w:sz w:val="16"/>
               </w:rPr>
-              <w:t>0.2045</w:t>
+              <w:t>0.2159</w:t>
             </w:r>
           </w:p>
         </w:tc>
@@ -7789,7 +7789,7 @@
                 <w:b w:val="0"/>
                 <w:sz w:val="16"/>
               </w:rPr>
-              <w:t>-14.62</w:t>
+              <w:t>-15.87</w:t>
             </w:r>
           </w:p>
         </w:tc>
@@ -7808,7 +7808,7 @@
                 <w:b w:val="0"/>
                 <w:sz w:val="16"/>
               </w:rPr>
-              <w:t>53.87</w:t>
+              <w:t>51.97</w:t>
             </w:r>
           </w:p>
         </w:tc>
@@ -7827,7 +7827,7 @@
                 <w:b w:val="0"/>
                 <w:sz w:val="16"/>
               </w:rPr>
-              <w:t>0.3108</w:t>
+              <w:t>0.3168</w:t>
             </w:r>
           </w:p>
         </w:tc>
@@ -7867,7 +7867,7 @@
                 <w:b w:val="0"/>
                 <w:sz w:val="16"/>
               </w:rPr>
-              <w:t>长短期记忆网络 (LSTM)</w:t>
+              <w:t>人工神经网络 (ANN/MLP)</w:t>
             </w:r>
           </w:p>
         </w:tc>
@@ -7924,7 +7924,7 @@
                 <w:b w:val="0"/>
                 <w:sz w:val="16"/>
               </w:rPr>
-              <w:t>854.42</w:t>
+              <w:t>832.91</w:t>
             </w:r>
           </w:p>
         </w:tc>
@@ -7943,7 +7943,7 @@
                 <w:b w:val="0"/>
                 <w:sz w:val="16"/>
               </w:rPr>
-              <w:t>417.29</w:t>
+              <w:t>411.98</w:t>
             </w:r>
           </w:p>
         </w:tc>
@@ -7962,7 +7962,7 @@
                 <w:b w:val="0"/>
                 <w:sz w:val="16"/>
               </w:rPr>
-              <w:t>-0.021</w:t>
+              <w:t>0.0298</w:t>
             </w:r>
           </w:p>
         </w:tc>
@@ -7981,7 +7981,7 @@
                 <w:b w:val="0"/>
                 <w:sz w:val="16"/>
               </w:rPr>
-              <w:t>0.091</w:t>
+              <w:t>0.146</w:t>
             </w:r>
           </w:p>
         </w:tc>
@@ -8000,7 +8000,7 @@
                 <w:b w:val="0"/>
                 <w:sz w:val="16"/>
               </w:rPr>
-              <w:t>-38.1</w:t>
+              <w:t>-7.73</w:t>
             </w:r>
           </w:p>
         </w:tc>
@@ -8019,7 +8019,7 @@
                 <w:b w:val="0"/>
                 <w:sz w:val="16"/>
               </w:rPr>
-              <w:t>54.61</w:t>
+              <w:t>68.0</w:t>
             </w:r>
           </w:p>
         </w:tc>
@@ -8038,7 +8038,7 @@
                 <w:b w:val="0"/>
                 <w:sz w:val="16"/>
               </w:rPr>
-              <w:t>-0.2634</w:t>
+              <w:t>0.1402</w:t>
             </w:r>
           </w:p>
         </w:tc>
@@ -8078,7 +8078,7 @@
                 <w:b w:val="0"/>
                 <w:sz w:val="16"/>
               </w:rPr>
-              <w:t>简单平均集成</w:t>
+              <w:t>人工神经网络 (ANN/MLP)</w:t>
             </w:r>
           </w:p>
         </w:tc>
@@ -8097,7 +8097,7 @@
                 <w:b w:val="0"/>
                 <w:sz w:val="16"/>
               </w:rPr>
-              <w:t>多步直接预测</w:t>
+              <w:t>多输出预测</w:t>
             </w:r>
           </w:p>
         </w:tc>
@@ -8135,7 +8135,7 @@
                 <w:b w:val="0"/>
                 <w:sz w:val="16"/>
               </w:rPr>
-              <w:t>798.47</w:t>
+              <w:t>880.34</w:t>
             </w:r>
           </w:p>
         </w:tc>
@@ -8154,7 +8154,7 @@
                 <w:b w:val="0"/>
                 <w:sz w:val="16"/>
               </w:rPr>
-              <w:t>387.69</w:t>
+              <w:t>455.86</w:t>
             </w:r>
           </w:p>
         </w:tc>
@@ -8173,7 +8173,7 @@
                 <w:b w:val="0"/>
                 <w:sz w:val="16"/>
               </w:rPr>
-              <w:t>0.1084</w:t>
+              <w:t>-0.0839</w:t>
             </w:r>
           </w:p>
         </w:tc>
@@ -8192,7 +8192,7 @@
                 <w:b w:val="0"/>
                 <w:sz w:val="16"/>
               </w:rPr>
-              <w:t>0.1547</w:t>
+              <w:t>0.1553</w:t>
             </w:r>
           </w:p>
         </w:tc>
@@ -8211,7 +8211,7 @@
                 <w:b w:val="0"/>
                 <w:sz w:val="16"/>
               </w:rPr>
-              <w:t>-17.42</w:t>
+              <w:t>8.99</w:t>
             </w:r>
           </w:p>
         </w:tc>
@@ -8230,7 +8230,7 @@
                 <w:b w:val="0"/>
                 <w:sz w:val="16"/>
               </w:rPr>
-              <w:t>56.83</w:t>
+              <w:t>87.82</w:t>
             </w:r>
           </w:p>
         </w:tc>
@@ -8249,7 +8249,7 @@
                 <w:b w:val="0"/>
                 <w:sz w:val="16"/>
               </w:rPr>
-              <w:t>0.2134</w:t>
+              <w:t>0.0989</w:t>
             </w:r>
           </w:p>
         </w:tc>
@@ -8289,7 +8289,7 @@
                 <w:b w:val="0"/>
                 <w:sz w:val="16"/>
               </w:rPr>
-              <w:t>Stacking 集成</w:t>
+              <w:t>简单平均集成</w:t>
             </w:r>
           </w:p>
         </w:tc>
@@ -8346,7 +8346,7 @@
                 <w:b w:val="0"/>
                 <w:sz w:val="16"/>
               </w:rPr>
-              <w:t>764.2</w:t>
+              <w:t>771.4854364480221</w:t>
             </w:r>
           </w:p>
         </w:tc>
@@ -8365,7 +8365,7 @@
                 <w:b w:val="0"/>
                 <w:sz w:val="16"/>
               </w:rPr>
-              <w:t>360.03</w:t>
+              <w:t>356.3352975639892</w:t>
             </w:r>
           </w:p>
         </w:tc>
@@ -8384,7 +8384,7 @@
                 <w:b w:val="0"/>
                 <w:sz w:val="16"/>
               </w:rPr>
-              <w:t>0.1833</w:t>
+              <w:t>0.1676034711040953</w:t>
             </w:r>
           </w:p>
         </w:tc>
@@ -8403,7 +8403,7 @@
                 <w:b w:val="0"/>
                 <w:sz w:val="16"/>
               </w:rPr>
-              <w:t>0.2108</w:t>
+              <w:t>0.1954</w:t>
             </w:r>
           </w:p>
         </w:tc>
@@ -8422,7 +8422,7 @@
                 <w:b w:val="0"/>
                 <w:sz w:val="16"/>
               </w:rPr>
-              <w:t>-17.24</w:t>
+              <w:t>-20.04378195748517</w:t>
             </w:r>
           </w:p>
         </w:tc>
@@ -8441,7 +8441,7 @@
                 <w:b w:val="0"/>
                 <w:sz w:val="16"/>
               </w:rPr>
-              <w:t>50.35</w:t>
+              <w:t>nan</w:t>
             </w:r>
           </w:p>
         </w:tc>
@@ -8460,7 +8460,7 @@
                 <w:b w:val="0"/>
                 <w:sz w:val="16"/>
               </w:rPr>
-              <w:t>0.2865</w:t>
+              <w:t>nan</w:t>
             </w:r>
           </w:p>
         </w:tc>
@@ -8479,7 +8479,7 @@
                 <w:b w:val="0"/>
                 <w:sz w:val="16"/>
               </w:rPr>
-              <w:t>不满意 (Unsatisfactory)</w:t>
+              <w:t>边缘 (Marginal)</w:t>
             </w:r>
           </w:p>
         </w:tc>
@@ -8500,7 +8500,7 @@
                 <w:b w:val="0"/>
                 <w:sz w:val="16"/>
               </w:rPr>
-              <w:t>人工神经网络 (ANN/MLP)</w:t>
+              <w:t>简单平均集成</w:t>
             </w:r>
           </w:p>
         </w:tc>
@@ -8557,7 +8557,7 @@
                 <w:b w:val="0"/>
                 <w:sz w:val="16"/>
               </w:rPr>
-              <w:t>948.63</w:t>
+              <w:t>750.8191704007069</w:t>
             </w:r>
           </w:p>
         </w:tc>
@@ -8576,7 +8576,7 @@
                 <w:b w:val="0"/>
                 <w:sz w:val="16"/>
               </w:rPr>
-              <w:t>488.86</w:t>
+              <w:t>360.13731563138145</w:t>
             </w:r>
           </w:p>
         </w:tc>
@@ -8595,7 +8595,7 @@
                 <w:b w:val="0"/>
                 <w:sz w:val="16"/>
               </w:rPr>
-              <w:t>-0.2585</w:t>
+              <w:t>0.2116020220712536</w:t>
             </w:r>
           </w:p>
         </w:tc>
@@ -8614,7 +8614,7 @@
                 <w:b w:val="0"/>
                 <w:sz w:val="16"/>
               </w:rPr>
-              <w:t>0.0845</w:t>
+              <w:t>0.2294</w:t>
             </w:r>
           </w:p>
         </w:tc>
@@ -8633,7 +8633,7 @@
                 <w:b w:val="0"/>
                 <w:sz w:val="16"/>
               </w:rPr>
-              <w:t>7.32</w:t>
+              <w:t>-12.97559602817194</w:t>
             </w:r>
           </w:p>
         </w:tc>
@@ -8652,7 +8652,7 @@
                 <w:b w:val="0"/>
                 <w:sz w:val="16"/>
               </w:rPr>
-              <w:t>92.29</w:t>
+              <w:t>nan</w:t>
             </w:r>
           </w:p>
         </w:tc>
@@ -8671,7 +8671,7 @@
                 <w:b w:val="0"/>
                 <w:sz w:val="16"/>
               </w:rPr>
-              <w:t>0.0203</w:t>
+              <w:t>nan</w:t>
             </w:r>
           </w:p>
         </w:tc>
@@ -8690,7 +8690,7 @@
                 <w:b w:val="0"/>
                 <w:sz w:val="16"/>
               </w:rPr>
-              <w:t>不满意 (Unsatisfactory)</w:t>
+              <w:t>边缘 (Marginal)</w:t>
             </w:r>
           </w:p>
         </w:tc>
@@ -8711,7 +8711,7 @@
                 <w:b w:val="0"/>
                 <w:sz w:val="16"/>
               </w:rPr>
-              <w:t>随机森林 (RF)</w:t>
+              <w:t>长短期记忆网络 (LSTM)</w:t>
             </w:r>
           </w:p>
         </w:tc>
@@ -8730,7 +8730,7 @@
                 <w:b w:val="0"/>
                 <w:sz w:val="16"/>
               </w:rPr>
-              <w:t>多输出预测</w:t>
+              <w:t>多步直接预测</w:t>
             </w:r>
           </w:p>
         </w:tc>
@@ -8768,7 +8768,7 @@
                 <w:b w:val="0"/>
                 <w:sz w:val="16"/>
               </w:rPr>
-              <w:t>766.33</w:t>
+              <w:t>831.29</w:t>
             </w:r>
           </w:p>
         </w:tc>
@@ -8787,7 +8787,7 @@
                 <w:b w:val="0"/>
                 <w:sz w:val="16"/>
               </w:rPr>
-              <w:t>372.63</w:t>
+              <w:t>380.23</w:t>
             </w:r>
           </w:p>
         </w:tc>
@@ -8806,7 +8806,7 @@
                 <w:b w:val="0"/>
                 <w:sz w:val="16"/>
               </w:rPr>
-              <w:t>0.1787</w:t>
+              <w:t>0.0335</w:t>
             </w:r>
           </w:p>
         </w:tc>
@@ -8825,7 +8825,7 @@
                 <w:b w:val="0"/>
                 <w:sz w:val="16"/>
               </w:rPr>
-              <w:t>0.1978</w:t>
+              <w:t>0.122</w:t>
             </w:r>
           </w:p>
         </w:tc>
@@ -8844,7 +8844,7 @@
                 <w:b w:val="0"/>
                 <w:sz w:val="16"/>
               </w:rPr>
-              <w:t>-14.45</w:t>
+              <w:t>-37.71</w:t>
             </w:r>
           </w:p>
         </w:tc>
@@ -8863,7 +8863,7 @@
                 <w:b w:val="0"/>
                 <w:sz w:val="16"/>
               </w:rPr>
-              <w:t>54.76</w:t>
+              <w:t>47.16</w:t>
             </w:r>
           </w:p>
         </w:tc>
@@ -8882,7 +8882,7 @@
                 <w:b w:val="0"/>
                 <w:sz w:val="16"/>
               </w:rPr>
-              <w:t>0.3062</w:t>
+              <w:t>-0.0641</w:t>
             </w:r>
           </w:p>
         </w:tc>
@@ -8979,7 +8979,7 @@
                 <w:b w:val="0"/>
                 <w:sz w:val="16"/>
               </w:rPr>
-              <w:t>882.46</w:t>
+              <w:t>777.48</w:t>
             </w:r>
           </w:p>
         </w:tc>
@@ -8998,7 +8998,7 @@
                 <w:b w:val="0"/>
                 <w:sz w:val="16"/>
               </w:rPr>
-              <w:t>419.77</w:t>
+              <w:t>344.61</w:t>
             </w:r>
           </w:p>
         </w:tc>
@@ -9017,7 +9017,7 @@
                 <w:b w:val="0"/>
                 <w:sz w:val="16"/>
               </w:rPr>
-              <w:t>-0.0891</w:t>
+              <w:t>0.1546</w:t>
             </w:r>
           </w:p>
         </w:tc>
@@ -9036,7 +9036,7 @@
                 <w:b w:val="0"/>
                 <w:sz w:val="16"/>
               </w:rPr>
-              <w:t>0.0451</w:t>
+              <w:t>0.2147</w:t>
             </w:r>
           </w:p>
         </w:tc>
@@ -9055,7 +9055,7 @@
                 <w:b w:val="0"/>
                 <w:sz w:val="16"/>
               </w:rPr>
-              <w:t>-45.53</w:t>
+              <w:t>-32.51</w:t>
             </w:r>
           </w:p>
         </w:tc>
@@ -9074,7 +9074,7 @@
                 <w:b w:val="0"/>
                 <w:sz w:val="16"/>
               </w:rPr>
-              <w:t>50.85</w:t>
+              <w:t>43.61</w:t>
             </w:r>
           </w:p>
         </w:tc>
@@ -9093,7 +9093,7 @@
                 <w:b w:val="0"/>
                 <w:sz w:val="16"/>
               </w:rPr>
-              <w:t>-0.1791</w:t>
+              <w:t>0.1356</w:t>
             </w:r>
           </w:p>
         </w:tc>
@@ -9133,7 +9133,7 @@
                 <w:b w:val="0"/>
                 <w:sz w:val="16"/>
               </w:rPr>
-              <w:t>简单平均集成</w:t>
+              <w:t>随机森林 (RF)</w:t>
             </w:r>
           </w:p>
         </w:tc>
@@ -9152,7 +9152,7 @@
                 <w:b w:val="0"/>
                 <w:sz w:val="16"/>
               </w:rPr>
-              <w:t>多输出预测</w:t>
+              <w:t>多步直接预测</w:t>
             </w:r>
           </w:p>
         </w:tc>
@@ -9190,7 +9190,7 @@
                 <w:b w:val="0"/>
                 <w:sz w:val="16"/>
               </w:rPr>
-              <w:t>800.79</w:t>
+              <w:t>757.88</w:t>
             </w:r>
           </w:p>
         </w:tc>
@@ -9209,7 +9209,7 @@
                 <w:b w:val="0"/>
                 <w:sz w:val="16"/>
               </w:rPr>
-              <w:t>391.19</w:t>
+              <w:t>356.08</w:t>
             </w:r>
           </w:p>
         </w:tc>
@@ -9228,7 +9228,7 @@
                 <w:b w:val="0"/>
                 <w:sz w:val="16"/>
               </w:rPr>
-              <w:t>0.1032</w:t>
+              <w:t>0.1967</w:t>
             </w:r>
           </w:p>
         </w:tc>
@@ -9247,7 +9247,7 @@
                 <w:b w:val="0"/>
                 <w:sz w:val="16"/>
               </w:rPr>
-              <w:t>0.1383</w:t>
+              <w:t>0.2155</w:t>
             </w:r>
           </w:p>
         </w:tc>
@@ -9266,7 +9266,7 @@
                 <w:b w:val="0"/>
                 <w:sz w:val="16"/>
               </w:rPr>
-              <w:t>-17.55</w:t>
+              <w:t>-14.69</w:t>
             </w:r>
           </w:p>
         </w:tc>
@@ -9285,7 +9285,7 @@
                 <w:b w:val="0"/>
                 <w:sz w:val="16"/>
               </w:rPr>
-              <w:t>58.39</w:t>
+              <w:t>51.91</w:t>
             </w:r>
           </w:p>
         </w:tc>
@@ -9304,7 +9304,7 @@
                 <w:b w:val="0"/>
                 <w:sz w:val="16"/>
               </w:rPr>
-              <w:t>0.2553</w:t>
+              <w:t>0.3276</w:t>
             </w:r>
           </w:p>
         </w:tc>
@@ -9344,7 +9344,7 @@
                 <w:b w:val="0"/>
                 <w:sz w:val="16"/>
               </w:rPr>
-              <w:t>Stacking 集成</w:t>
+              <w:t>随机森林 (RF)</w:t>
             </w:r>
           </w:p>
         </w:tc>
@@ -9401,7 +9401,7 @@
                 <w:b w:val="0"/>
                 <w:sz w:val="16"/>
               </w:rPr>
-              <w:t>779.99</w:t>
+              <w:t>758.4</w:t>
             </w:r>
           </w:p>
         </w:tc>
@@ -9420,7 +9420,7 @@
                 <w:b w:val="0"/>
                 <w:sz w:val="16"/>
               </w:rPr>
-              <w:t>402.73</w:t>
+              <w:t>361.05</w:t>
             </w:r>
           </w:p>
         </w:tc>
@@ -9439,7 +9439,7 @@
                 <w:b w:val="0"/>
                 <w:sz w:val="16"/>
               </w:rPr>
-              <w:t>0.1492</w:t>
+              <w:t>0.1956</w:t>
             </w:r>
           </w:p>
         </w:tc>
@@ -9458,7 +9458,7 @@
                 <w:b w:val="0"/>
                 <w:sz w:val="16"/>
               </w:rPr>
-              <w:t>0.2059</w:t>
+              <w:t>0.2126</w:t>
             </w:r>
           </w:p>
         </w:tc>
@@ -9477,7 +9477,7 @@
                 <w:b w:val="0"/>
                 <w:sz w:val="16"/>
               </w:rPr>
-              <w:t>-3.76</w:t>
+              <w:t>-15.42</w:t>
             </w:r>
           </w:p>
         </w:tc>
@@ -9496,7 +9496,7 @@
                 <w:b w:val="0"/>
                 <w:sz w:val="16"/>
               </w:rPr>
-              <w:t>62.72</w:t>
+              <w:t>52.01</w:t>
             </w:r>
           </w:p>
         </w:tc>
@@ -9515,7 +9515,7 @@
                 <w:b w:val="0"/>
                 <w:sz w:val="16"/>
               </w:rPr>
-              <w:t>0.2396</w:t>
+              <w:t>0.3292</w:t>
             </w:r>
           </w:p>
         </w:tc>
@@ -9551,7 +9551,7 @@
           <w:b w:val="0"/>
           <w:sz w:val="21"/>
         </w:rPr>
-        <w:t>随机森林与 Stacking 集成整体最优（多步直接 1~7 天汇总 NSE 约 0.18~0.19）；1 天预见期 NSE 最高约 0.4~0.5（随机森林/Stacking）。所有模型在长预见期（h≥5）精度下降，与「未来降水未知、信息衰减」的物理规律一致。对数尺度指标（NSE_log）明显更高，说明模型对中低水过程拟合较好，主要误差来自少数特大洪水。</w:t>
+        <w:t>随机森林与 Stacking 集成整体最优（多步直接 1~7 天汇总 NSE 约 0.20，多输出策略简单平均/Stacking 约 0.20~0.21）；1 天预见期 NSE 最高约 0.5（随机森林 0.526、Stacking 0.521、ANN 0.448）。所有模型在长预见期（h≥5）精度下降，与「未来降水未知、信息衰减」的物理规律一致。对数尺度指标（NSE_log，h=1 达 0.775）明显更高，说明模型对中低水过程拟合较好，主要误差来自少数特大洪水。</w:t>
       </w:r>
     </w:p>
     <w:p>
@@ -9584,7 +9584,7 @@
           <w:b w:val="0"/>
           <w:sz w:val="21"/>
         </w:rPr>
-        <w:t>代码工程共 11 个核心模块，通过 run_all.py 一键复现全部图表与数值结果：</w:t>
+        <w:t>代码工程由数据、特征、模型、实验、可视化与报告生成等多个核心模块组成，通过 run_all.py 一键复现全部图表与数值结果（V6 定稿实验）：</w:t>
       </w:r>
     </w:p>
     <w:p>
@@ -9610,7 +9610,7 @@
           <w:b w:val="0"/>
           <w:sz w:val="21"/>
         </w:rPr>
-        <w:t>· 特征构造、归一化与特征选择（feature_engineering.py）；</w:t>
+        <w:t>· 特征构造、归一化与特征选择（feature_engineering.py，88 候选特征）；</w:t>
       </w:r>
     </w:p>
     <w:p>
@@ -9636,7 +9636,7 @@
           <w:b w:val="0"/>
           <w:sz w:val="21"/>
         </w:rPr>
-        <w:t>· 预测实验与集成融合（experiment.py / experiment_v2.py）；</w:t>
+        <w:t>· 预测实验与集成融合（experiment_v6.py，含 V2~V5 迭代版本）；</w:t>
       </w:r>
     </w:p>
     <w:p>
@@ -9662,7 +9662,7 @@
           <w:b w:val="0"/>
           <w:sz w:val="21"/>
         </w:rPr>
-        <w:t>· 实验报告自动生成（make_report.py）。</w:t>
+        <w:t>· 实验报告与验收汇报自动生成（make_report.py / build_accept2.py）。</w:t>
       </w:r>
     </w:p>
     <w:p>
